--- a/backend/app/templates/docx/Template_IT_Standard_Mashfrog_v1.docx
+++ b/backend/app/templates/docx/Template_IT_Standard_Mashfrog_v1.docx
@@ -45,6 +45,7 @@
           <w:lang w:val="en-GB"/>
         </w:rPr>
       </w:pPr>
+      <w:proofErr w:type="gramStart"/>
       <w:r>
         <w:rPr>
           <w:rFonts w:ascii="Arial" w:eastAsia="Arial" w:hAnsi="Arial" w:cs="Arial"/>
@@ -65,8 +66,9 @@
           <w:szCs w:val="21"/>
           <w:lang w:val="en-GB"/>
         </w:rPr>
-        <w:t>full_name }} I</w:t>
-      </w:r>
+        <w:t>full</w:t>
+      </w:r>
+      <w:proofErr w:type="gramEnd"/>
       <w:r>
         <w:rPr>
           <w:rFonts w:ascii="Arial" w:eastAsia="Arial" w:hAnsi="Arial" w:cs="Arial"/>
@@ -76,8 +78,9 @@
           <w:szCs w:val="21"/>
           <w:lang w:val="en-GB"/>
         </w:rPr>
-        <w:t xml:space="preserve"> </w:t>
-      </w:r>
+        <w:t>_</w:t>
+      </w:r>
+      <w:proofErr w:type="gramStart"/>
       <w:r>
         <w:rPr>
           <w:rFonts w:ascii="Arial" w:eastAsia="Arial" w:hAnsi="Arial" w:cs="Arial"/>
@@ -87,7 +90,67 @@
           <w:szCs w:val="21"/>
           <w:lang w:val="en-GB"/>
         </w:rPr>
-        <w:t>{{ job_title }}</w:t>
+        <w:t>name }</w:t>
+      </w:r>
+      <w:proofErr w:type="gramEnd"/>
+      <w:r>
+        <w:rPr>
+          <w:rFonts w:ascii="Arial" w:eastAsia="Arial" w:hAnsi="Arial" w:cs="Arial"/>
+          <w:b/>
+          <w:bCs/>
+          <w:sz w:val="21"/>
+          <w:szCs w:val="21"/>
+          <w:lang w:val="en-GB"/>
+        </w:rPr>
+        <w:t xml:space="preserve">} I </w:t>
+      </w:r>
+      <w:proofErr w:type="gramStart"/>
+      <w:r>
+        <w:rPr>
+          <w:rFonts w:ascii="Arial" w:eastAsia="Arial" w:hAnsi="Arial" w:cs="Arial"/>
+          <w:b/>
+          <w:bCs/>
+          <w:sz w:val="21"/>
+          <w:szCs w:val="21"/>
+          <w:lang w:val="en-GB"/>
+        </w:rPr>
+        <w:t>{{ job</w:t>
+      </w:r>
+      <w:proofErr w:type="gramEnd"/>
+      <w:r>
+        <w:rPr>
+          <w:rFonts w:ascii="Arial" w:eastAsia="Arial" w:hAnsi="Arial" w:cs="Arial"/>
+          <w:b/>
+          <w:bCs/>
+          <w:sz w:val="21"/>
+          <w:szCs w:val="21"/>
+          <w:lang w:val="en-GB"/>
+        </w:rPr>
+        <w:t>_</w:t>
+      </w:r>
+      <w:proofErr w:type="gramStart"/>
+      <w:r>
+        <w:rPr>
+          <w:rFonts w:ascii="Arial" w:eastAsia="Arial" w:hAnsi="Arial" w:cs="Arial"/>
+          <w:b/>
+          <w:bCs/>
+          <w:sz w:val="21"/>
+          <w:szCs w:val="21"/>
+          <w:lang w:val="en-GB"/>
+        </w:rPr>
+        <w:t>title }</w:t>
+      </w:r>
+      <w:proofErr w:type="gramEnd"/>
+      <w:r>
+        <w:rPr>
+          <w:rFonts w:ascii="Arial" w:eastAsia="Arial" w:hAnsi="Arial" w:cs="Arial"/>
+          <w:b/>
+          <w:bCs/>
+          <w:sz w:val="21"/>
+          <w:szCs w:val="21"/>
+          <w:lang w:val="en-GB"/>
+        </w:rPr>
+        <w:t>}</w:t>
       </w:r>
     </w:p>
     <w:p>
@@ -97,13 +160,32 @@
           <w:lang w:val="en-GB"/>
         </w:rPr>
       </w:pPr>
+      <w:proofErr w:type="gramStart"/>
       <w:r>
         <w:rPr>
           <w:color w:val="000000"/>
           <w:sz w:val="18"/>
           <w:lang w:val="en-GB"/>
         </w:rPr>
-        <w:t>{{ email }}</w:t>
+        <w:t>{{ email</w:t>
+      </w:r>
+      <w:proofErr w:type="gramEnd"/>
+      <w:r>
+        <w:rPr>
+          <w:color w:val="000000"/>
+          <w:sz w:val="18"/>
+          <w:lang w:val="en-GB"/>
+        </w:rPr>
+        <w:t xml:space="preserve"> </w:t>
+      </w:r>
+      <w:proofErr w:type="gramStart"/>
+      <w:r>
+        <w:rPr>
+          <w:color w:val="000000"/>
+          <w:sz w:val="18"/>
+          <w:lang w:val="en-GB"/>
+        </w:rPr>
+        <w:t>}}</w:t>
       </w:r>
       <w:r>
         <w:rPr>
@@ -111,15 +193,43 @@
           <w:sz w:val="18"/>
           <w:lang w:val="en-GB"/>
         </w:rPr>
-        <w:t xml:space="preserve">  |  </w:t>
-      </w:r>
+        <w:t xml:space="preserve">  |</w:t>
+      </w:r>
+      <w:proofErr w:type="gramEnd"/>
+      <w:r>
+        <w:rPr>
+          <w:color w:val="606060"/>
+          <w:sz w:val="18"/>
+          <w:lang w:val="en-GB"/>
+        </w:rPr>
+        <w:t xml:space="preserve">  </w:t>
+      </w:r>
+      <w:proofErr w:type="gramStart"/>
       <w:r>
         <w:rPr>
           <w:color w:val="000000"/>
           <w:sz w:val="18"/>
           <w:lang w:val="en-GB"/>
         </w:rPr>
-        <w:t>{{ phone }}</w:t>
+        <w:t>{{ phone</w:t>
+      </w:r>
+      <w:proofErr w:type="gramEnd"/>
+      <w:r>
+        <w:rPr>
+          <w:color w:val="000000"/>
+          <w:sz w:val="18"/>
+          <w:lang w:val="en-GB"/>
+        </w:rPr>
+        <w:t xml:space="preserve"> </w:t>
+      </w:r>
+      <w:proofErr w:type="gramStart"/>
+      <w:r>
+        <w:rPr>
+          <w:color w:val="000000"/>
+          <w:sz w:val="18"/>
+          <w:lang w:val="en-GB"/>
+        </w:rPr>
+        <w:t>}}</w:t>
       </w:r>
       <w:r>
         <w:rPr>
@@ -127,15 +237,43 @@
           <w:sz w:val="18"/>
           <w:lang w:val="en-GB"/>
         </w:rPr>
-        <w:t xml:space="preserve">  |  </w:t>
-      </w:r>
+        <w:t xml:space="preserve">  |</w:t>
+      </w:r>
+      <w:proofErr w:type="gramEnd"/>
+      <w:r>
+        <w:rPr>
+          <w:color w:val="606060"/>
+          <w:sz w:val="18"/>
+          <w:lang w:val="en-GB"/>
+        </w:rPr>
+        <w:t xml:space="preserve">  </w:t>
+      </w:r>
+      <w:proofErr w:type="gramStart"/>
       <w:r>
         <w:rPr>
           <w:color w:val="000000"/>
           <w:sz w:val="18"/>
           <w:lang w:val="en-GB"/>
         </w:rPr>
-        <w:t>{{ location }}</w:t>
+        <w:t>{{ location</w:t>
+      </w:r>
+      <w:proofErr w:type="gramEnd"/>
+      <w:r>
+        <w:rPr>
+          <w:color w:val="000000"/>
+          <w:sz w:val="18"/>
+          <w:lang w:val="en-GB"/>
+        </w:rPr>
+        <w:t xml:space="preserve"> </w:t>
+      </w:r>
+      <w:proofErr w:type="gramStart"/>
+      <w:r>
+        <w:rPr>
+          <w:color w:val="000000"/>
+          <w:sz w:val="18"/>
+          <w:lang w:val="en-GB"/>
+        </w:rPr>
+        <w:t>}}</w:t>
       </w:r>
       <w:r>
         <w:rPr>
@@ -143,15 +281,52 @@
           <w:sz w:val="18"/>
           <w:lang w:val="en-GB"/>
         </w:rPr>
-        <w:t xml:space="preserve">  |  </w:t>
-      </w:r>
+        <w:t xml:space="preserve">  |</w:t>
+      </w:r>
+      <w:proofErr w:type="gramEnd"/>
+      <w:r>
+        <w:rPr>
+          <w:color w:val="606060"/>
+          <w:sz w:val="18"/>
+          <w:lang w:val="en-GB"/>
+        </w:rPr>
+        <w:t xml:space="preserve">  </w:t>
+      </w:r>
+      <w:proofErr w:type="gramStart"/>
       <w:r>
         <w:rPr>
           <w:color w:val="000000"/>
           <w:sz w:val="18"/>
           <w:lang w:val="en-GB"/>
         </w:rPr>
-        <w:t>{{ linkedin_url }}</w:t>
+        <w:t>{{ linkedin</w:t>
+      </w:r>
+      <w:proofErr w:type="gramEnd"/>
+      <w:r>
+        <w:rPr>
+          <w:color w:val="000000"/>
+          <w:sz w:val="18"/>
+          <w:lang w:val="en-GB"/>
+        </w:rPr>
+        <w:t>_</w:t>
+      </w:r>
+      <w:proofErr w:type="gramStart"/>
+      <w:r>
+        <w:rPr>
+          <w:color w:val="000000"/>
+          <w:sz w:val="18"/>
+          <w:lang w:val="en-GB"/>
+        </w:rPr>
+        <w:t>url }</w:t>
+      </w:r>
+      <w:proofErr w:type="gramEnd"/>
+      <w:r>
+        <w:rPr>
+          <w:color w:val="000000"/>
+          <w:sz w:val="18"/>
+          <w:lang w:val="en-GB"/>
+        </w:rPr>
+        <w:t>}</w:t>
       </w:r>
     </w:p>
     <w:p>
@@ -170,6 +345,7 @@
           <w:bCs/>
           <w:sz w:val="24"/>
           <w:szCs w:val="24"/>
+          <w:lang w:val="en-GB"/>
         </w:rPr>
       </w:pPr>
       <w:r>
@@ -178,6 +354,7 @@
           <w:bCs/>
           <w:sz w:val="24"/>
           <w:szCs w:val="24"/>
+          <w:lang w:val="en-GB"/>
         </w:rPr>
         <w:t xml:space="preserve">RIEPILOGO PROFESSIONALE </w:t>
       </w:r>
@@ -190,8 +367,10 @@
           <w:bCs/>
           <w:sz w:val="21"/>
           <w:szCs w:val="21"/>
-        </w:rPr>
-      </w:pPr>
+          <w:lang w:val="en-GB"/>
+        </w:rPr>
+      </w:pPr>
+      <w:proofErr w:type="gramStart"/>
       <w:r>
         <w:rPr>
           <w:rFonts w:ascii="Arial" w:eastAsia="Arial" w:hAnsi="Arial" w:cs="Arial"/>
@@ -199,25 +378,75 @@
           <w:bCs/>
           <w:sz w:val="21"/>
           <w:szCs w:val="21"/>
-        </w:rPr>
-        <w:t>{{ job_title }}</w:t>
-      </w:r>
-    </w:p>
-    <w:p>
-      <w:pPr>
-        <w:rPr>
-          <w:rFonts w:ascii="Arial Narrow" w:eastAsia="Arial Narrow" w:hAnsi="Arial Narrow" w:cs="Arial Narrow"/>
-          <w:sz w:val="20"/>
-          <w:szCs w:val="20"/>
-        </w:rPr>
-      </w:pPr>
-      <w:r>
-        <w:rPr>
-          <w:rFonts w:ascii="Arial Narrow" w:eastAsia="Arial Narrow" w:hAnsi="Arial Narrow" w:cs="Arial Narrow"/>
-          <w:sz w:val="20"/>
-          <w:szCs w:val="20"/>
-        </w:rPr>
-        <w:t>{{ summary }}</w:t>
+          <w:lang w:val="en-GB"/>
+        </w:rPr>
+        <w:t>{{ job</w:t>
+      </w:r>
+      <w:proofErr w:type="gramEnd"/>
+      <w:r>
+        <w:rPr>
+          <w:rFonts w:ascii="Arial" w:eastAsia="Arial" w:hAnsi="Arial" w:cs="Arial"/>
+          <w:b/>
+          <w:bCs/>
+          <w:sz w:val="21"/>
+          <w:szCs w:val="21"/>
+          <w:lang w:val="en-GB"/>
+        </w:rPr>
+        <w:t>_</w:t>
+      </w:r>
+      <w:proofErr w:type="gramStart"/>
+      <w:r>
+        <w:rPr>
+          <w:rFonts w:ascii="Arial" w:eastAsia="Arial" w:hAnsi="Arial" w:cs="Arial"/>
+          <w:b/>
+          <w:bCs/>
+          <w:sz w:val="21"/>
+          <w:szCs w:val="21"/>
+          <w:lang w:val="en-GB"/>
+        </w:rPr>
+        <w:t>title }</w:t>
+      </w:r>
+      <w:proofErr w:type="gramEnd"/>
+      <w:r>
+        <w:rPr>
+          <w:rFonts w:ascii="Arial" w:eastAsia="Arial" w:hAnsi="Arial" w:cs="Arial"/>
+          <w:b/>
+          <w:bCs/>
+          <w:sz w:val="21"/>
+          <w:szCs w:val="21"/>
+          <w:lang w:val="en-GB"/>
+        </w:rPr>
+        <w:t>}</w:t>
+      </w:r>
+    </w:p>
+    <w:p>
+      <w:pPr>
+        <w:rPr>
+          <w:rFonts w:ascii="Arial Narrow" w:eastAsia="Arial Narrow" w:hAnsi="Arial Narrow" w:cs="Arial Narrow"/>
+          <w:sz w:val="20"/>
+          <w:szCs w:val="20"/>
+          <w:lang w:val="en-GB"/>
+        </w:rPr>
+      </w:pPr>
+      <w:proofErr w:type="gramStart"/>
+      <w:r>
+        <w:rPr>
+          <w:rFonts w:ascii="Arial Narrow" w:eastAsia="Arial Narrow" w:hAnsi="Arial Narrow" w:cs="Arial Narrow"/>
+          <w:sz w:val="20"/>
+          <w:szCs w:val="20"/>
+          <w:lang w:val="en-GB"/>
+        </w:rPr>
+        <w:t>{{ summary</w:t>
+      </w:r>
+      <w:proofErr w:type="gramEnd"/>
+      <w:r>
+        <w:rPr>
+          <w:rFonts w:ascii="Arial Narrow" w:eastAsia="Arial Narrow" w:hAnsi="Arial Narrow" w:cs="Arial Narrow"/>
+          <w:sz w:val="20"/>
+          <w:szCs w:val="20"/>
+          <w:lang w:val="en-GB"/>
+        </w:rPr>
+        <w:t xml:space="preserve"> }}</w:t>
       </w:r>
     </w:p>
     <w:p>
@@ -228,6 +457,7 @@
           <w:bCs/>
           <w:sz w:val="24"/>
           <w:szCs w:val="24"/>
+          <w:lang w:val="en-GB"/>
         </w:rPr>
       </w:pPr>
       <w:r>
@@ -236,6 +466,7 @@
           <w:bCs/>
           <w:sz w:val="24"/>
           <w:szCs w:val="24"/>
+          <w:lang w:val="en-GB"/>
         </w:rPr>
         <w:t>ESPERIENZ</w:t>
       </w:r>
@@ -245,6 +476,7 @@
           <w:bCs/>
           <w:sz w:val="24"/>
           <w:szCs w:val="24"/>
+          <w:lang w:val="en-GB"/>
         </w:rPr>
         <w:t>E</w:t>
       </w:r>
@@ -254,6 +486,7 @@
           <w:bCs/>
           <w:sz w:val="24"/>
           <w:szCs w:val="24"/>
+          <w:lang w:val="en-GB"/>
         </w:rPr>
         <w:t xml:space="preserve"> PROFESSIONAL</w:t>
       </w:r>
@@ -263,6 +496,7 @@
           <w:bCs/>
           <w:sz w:val="24"/>
           <w:szCs w:val="24"/>
+          <w:lang w:val="en-GB"/>
         </w:rPr>
         <w:t>I</w:t>
       </w:r>
@@ -272,6 +506,7 @@
           <w:bCs/>
           <w:sz w:val="24"/>
           <w:szCs w:val="24"/>
+          <w:lang w:val="en-GB"/>
         </w:rPr>
         <w:t xml:space="preserve"> </w:t>
       </w:r>
@@ -315,8 +550,10 @@
           <w:bCs/>
           <w:sz w:val="18"/>
           <w:szCs w:val="18"/>
-        </w:rPr>
-      </w:pPr>
+          <w:lang w:val="en-GB"/>
+        </w:rPr>
+      </w:pPr>
+      <w:proofErr w:type="gramStart"/>
       <w:r>
         <w:rPr>
           <w:rFonts w:ascii="Arial" w:eastAsia="Arial" w:hAnsi="Arial" w:cs="Arial"/>
@@ -324,8 +561,57 @@
           <w:bCs/>
           <w:sz w:val="21"/>
           <w:szCs w:val="21"/>
-        </w:rPr>
-        <w:t xml:space="preserve">{{ ref.role }}  —  </w:t>
+          <w:lang w:val="en-GB"/>
+        </w:rPr>
+        <w:t>{{ ref</w:t>
+      </w:r>
+      <w:proofErr w:type="gramEnd"/>
+      <w:r>
+        <w:rPr>
+          <w:rFonts w:ascii="Arial" w:eastAsia="Arial" w:hAnsi="Arial" w:cs="Arial"/>
+          <w:b/>
+          <w:bCs/>
+          <w:sz w:val="21"/>
+          <w:szCs w:val="21"/>
+          <w:lang w:val="en-GB"/>
+        </w:rPr>
+        <w:t>.</w:t>
+      </w:r>
+      <w:proofErr w:type="gramStart"/>
+      <w:r>
+        <w:rPr>
+          <w:rFonts w:ascii="Arial" w:eastAsia="Arial" w:hAnsi="Arial" w:cs="Arial"/>
+          <w:b/>
+          <w:bCs/>
+          <w:sz w:val="21"/>
+          <w:szCs w:val="21"/>
+          <w:lang w:val="en-GB"/>
+        </w:rPr>
+        <w:t>role }</w:t>
+      </w:r>
+      <w:proofErr w:type="gramEnd"/>
+      <w:r>
+        <w:rPr>
+          <w:rFonts w:ascii="Arial" w:eastAsia="Arial" w:hAnsi="Arial" w:cs="Arial"/>
+          <w:b/>
+          <w:bCs/>
+          <w:sz w:val="21"/>
+          <w:szCs w:val="21"/>
+          <w:lang w:val="en-GB"/>
+        </w:rPr>
+        <w:t xml:space="preserve">}  </w:t>
+      </w:r>
+      <w:proofErr w:type="gramStart"/>
+      <w:r>
+        <w:rPr>
+          <w:rFonts w:ascii="Arial" w:eastAsia="Arial" w:hAnsi="Arial" w:cs="Arial"/>
+          <w:b/>
+          <w:bCs/>
+          <w:sz w:val="21"/>
+          <w:szCs w:val="21"/>
+          <w:lang w:val="en-GB"/>
+        </w:rPr>
+        <w:t xml:space="preserve">—  </w:t>
       </w:r>
       <w:r>
         <w:rPr>
@@ -334,8 +620,45 @@
           <w:bCs/>
           <w:sz w:val="18"/>
           <w:szCs w:val="18"/>
-        </w:rPr>
-        <w:t>{{ ref.company }}</w:t>
+          <w:lang w:val="en-GB"/>
+        </w:rPr>
+        <w:t>{{ ref</w:t>
+      </w:r>
+      <w:proofErr w:type="gramEnd"/>
+      <w:r>
+        <w:rPr>
+          <w:rFonts w:ascii="Arial" w:eastAsia="Arial" w:hAnsi="Arial" w:cs="Arial"/>
+          <w:b/>
+          <w:bCs/>
+          <w:sz w:val="18"/>
+          <w:szCs w:val="18"/>
+          <w:lang w:val="en-GB"/>
+        </w:rPr>
+        <w:t>.</w:t>
+      </w:r>
+      <w:proofErr w:type="gramStart"/>
+      <w:r>
+        <w:rPr>
+          <w:rFonts w:ascii="Arial" w:eastAsia="Arial" w:hAnsi="Arial" w:cs="Arial"/>
+          <w:b/>
+          <w:bCs/>
+          <w:sz w:val="18"/>
+          <w:szCs w:val="18"/>
+          <w:lang w:val="en-GB"/>
+        </w:rPr>
+        <w:t>company }</w:t>
+      </w:r>
+      <w:proofErr w:type="gramEnd"/>
+      <w:r>
+        <w:rPr>
+          <w:rFonts w:ascii="Arial" w:eastAsia="Arial" w:hAnsi="Arial" w:cs="Arial"/>
+          <w:b/>
+          <w:bCs/>
+          <w:sz w:val="18"/>
+          <w:szCs w:val="18"/>
+          <w:lang w:val="en-GB"/>
+        </w:rPr>
+        <w:t>}</w:t>
       </w:r>
     </w:p>
     <w:p>
@@ -347,6 +670,7 @@
           <w:bCs/>
           <w:sz w:val="21"/>
           <w:szCs w:val="21"/>
+          <w:lang w:val="en-GB"/>
         </w:rPr>
       </w:pPr>
       <w:r>
@@ -356,9 +680,11 @@
           <w:bCs/>
           <w:sz w:val="18"/>
           <w:szCs w:val="18"/>
+          <w:lang w:val="en-GB"/>
         </w:rPr>
         <w:t xml:space="preserve">Cliente: </w:t>
       </w:r>
+      <w:proofErr w:type="gramStart"/>
       <w:r>
         <w:rPr>
           <w:rFonts w:ascii="Arial" w:eastAsia="Arial" w:hAnsi="Arial" w:cs="Arial"/>
@@ -366,8 +692,45 @@
           <w:bCs/>
           <w:sz w:val="18"/>
           <w:szCs w:val="18"/>
-        </w:rPr>
-        <w:t>{{ ref.client_name }}</w:t>
+          <w:lang w:val="en-GB"/>
+        </w:rPr>
+        <w:t>{{ ref</w:t>
+      </w:r>
+      <w:proofErr w:type="gramEnd"/>
+      <w:r>
+        <w:rPr>
+          <w:rFonts w:ascii="Arial" w:eastAsia="Arial" w:hAnsi="Arial" w:cs="Arial"/>
+          <w:b/>
+          <w:bCs/>
+          <w:sz w:val="18"/>
+          <w:szCs w:val="18"/>
+          <w:lang w:val="en-GB"/>
+        </w:rPr>
+        <w:t>.client_</w:t>
+      </w:r>
+      <w:proofErr w:type="gramStart"/>
+      <w:r>
+        <w:rPr>
+          <w:rFonts w:ascii="Arial" w:eastAsia="Arial" w:hAnsi="Arial" w:cs="Arial"/>
+          <w:b/>
+          <w:bCs/>
+          <w:sz w:val="18"/>
+          <w:szCs w:val="18"/>
+          <w:lang w:val="en-GB"/>
+        </w:rPr>
+        <w:t>name }</w:t>
+      </w:r>
+      <w:proofErr w:type="gramEnd"/>
+      <w:r>
+        <w:rPr>
+          <w:rFonts w:ascii="Arial" w:eastAsia="Arial" w:hAnsi="Arial" w:cs="Arial"/>
+          <w:b/>
+          <w:bCs/>
+          <w:sz w:val="18"/>
+          <w:szCs w:val="18"/>
+          <w:lang w:val="en-GB"/>
+        </w:rPr>
+        <w:t>}</w:t>
       </w:r>
     </w:p>
     <w:p>
@@ -380,50 +743,85 @@
           <w:lang w:val="en-GB"/>
         </w:rPr>
       </w:pPr>
-      <w:r>
-        <w:rPr>
-          <w:rFonts w:ascii="Arial Narrow" w:eastAsia="Arial Narrow" w:hAnsi="Arial Narrow" w:cs="Arial Narrow"/>
-          <w:sz w:val="20"/>
-          <w:szCs w:val="20"/>
-          <w:lang w:val="en-GB"/>
-        </w:rPr>
-        <w:t>{{ ref.start_date }}</w:t>
-      </w:r>
-      <w:r>
-        <w:rPr>
-          <w:rFonts w:ascii="Arial Narrow" w:eastAsia="Arial Narrow" w:hAnsi="Arial Narrow" w:cs="Arial Narrow"/>
-          <w:sz w:val="20"/>
-          <w:szCs w:val="20"/>
-          <w:lang w:val="en-GB"/>
-        </w:rPr>
-        <w:t xml:space="preserve"> </w:t>
-      </w:r>
-      <w:r>
-        <w:rPr>
-          <w:rFonts w:ascii="Arial Narrow" w:eastAsia="Arial Narrow" w:hAnsi="Arial Narrow" w:cs="Arial Narrow"/>
-          <w:sz w:val="20"/>
-          <w:szCs w:val="20"/>
-          <w:lang w:val="en-GB"/>
-        </w:rPr>
-        <w:t>–</w:t>
-      </w:r>
-      <w:r>
-        <w:rPr>
-          <w:rFonts w:ascii="Arial Narrow" w:eastAsia="Arial Narrow" w:hAnsi="Arial Narrow" w:cs="Arial Narrow"/>
-          <w:sz w:val="20"/>
-          <w:szCs w:val="20"/>
-          <w:lang w:val="en-GB"/>
-        </w:rPr>
-        <w:t xml:space="preserve"> </w:t>
-      </w:r>
-      <w:r>
-        <w:rPr>
-          <w:rFonts w:ascii="Arial Narrow" w:eastAsia="Arial Narrow" w:hAnsi="Arial Narrow" w:cs="Arial Narrow"/>
-          <w:sz w:val="20"/>
-          <w:szCs w:val="20"/>
-          <w:lang w:val="en-GB"/>
-        </w:rPr>
-        <w:t>{{ ref.end_date_fmt or "Presente" }}</w:t>
+      <w:proofErr w:type="gramStart"/>
+      <w:r>
+        <w:rPr>
+          <w:rFonts w:ascii="Arial Narrow" w:eastAsia="Arial Narrow" w:hAnsi="Arial Narrow" w:cs="Arial Narrow"/>
+          <w:sz w:val="20"/>
+          <w:szCs w:val="20"/>
+          <w:lang w:val="en-GB"/>
+        </w:rPr>
+        <w:t>{{ ref</w:t>
+      </w:r>
+      <w:proofErr w:type="gramEnd"/>
+      <w:r>
+        <w:rPr>
+          <w:rFonts w:ascii="Arial Narrow" w:eastAsia="Arial Narrow" w:hAnsi="Arial Narrow" w:cs="Arial Narrow"/>
+          <w:sz w:val="20"/>
+          <w:szCs w:val="20"/>
+          <w:lang w:val="en-GB"/>
+        </w:rPr>
+        <w:t>.start_</w:t>
+      </w:r>
+      <w:proofErr w:type="gramStart"/>
+      <w:r>
+        <w:rPr>
+          <w:rFonts w:ascii="Arial Narrow" w:eastAsia="Arial Narrow" w:hAnsi="Arial Narrow" w:cs="Arial Narrow"/>
+          <w:sz w:val="20"/>
+          <w:szCs w:val="20"/>
+          <w:lang w:val="en-GB"/>
+        </w:rPr>
+        <w:t>date }</w:t>
+      </w:r>
+      <w:proofErr w:type="gramEnd"/>
+      <w:r>
+        <w:rPr>
+          <w:rFonts w:ascii="Arial Narrow" w:eastAsia="Arial Narrow" w:hAnsi="Arial Narrow" w:cs="Arial Narrow"/>
+          <w:sz w:val="20"/>
+          <w:szCs w:val="20"/>
+          <w:lang w:val="en-GB"/>
+        </w:rPr>
+        <w:t xml:space="preserve">} – </w:t>
+      </w:r>
+      <w:proofErr w:type="gramStart"/>
+      <w:r>
+        <w:rPr>
+          <w:rFonts w:ascii="Arial Narrow" w:eastAsia="Arial Narrow" w:hAnsi="Arial Narrow" w:cs="Arial Narrow"/>
+          <w:sz w:val="20"/>
+          <w:szCs w:val="20"/>
+          <w:lang w:val="en-GB"/>
+        </w:rPr>
+        <w:t>{{ ref.end</w:t>
+      </w:r>
+      <w:proofErr w:type="gramEnd"/>
+      <w:r>
+        <w:rPr>
+          <w:rFonts w:ascii="Arial Narrow" w:eastAsia="Arial Narrow" w:hAnsi="Arial Narrow" w:cs="Arial Narrow"/>
+          <w:sz w:val="20"/>
+          <w:szCs w:val="20"/>
+          <w:lang w:val="en-GB"/>
+        </w:rPr>
+        <w:t>_date_fmt or "Presente</w:t>
+      </w:r>
+      <w:proofErr w:type="gramStart"/>
+      <w:r>
+        <w:rPr>
+          <w:rFonts w:ascii="Arial Narrow" w:eastAsia="Arial Narrow" w:hAnsi="Arial Narrow" w:cs="Arial Narrow"/>
+          <w:sz w:val="20"/>
+          <w:szCs w:val="20"/>
+          <w:lang w:val="en-GB"/>
+        </w:rPr>
+        <w:t>" }</w:t>
+      </w:r>
+      <w:proofErr w:type="gramEnd"/>
+      <w:r>
+        <w:rPr>
+          <w:rFonts w:ascii="Arial Narrow" w:eastAsia="Arial Narrow" w:hAnsi="Arial Narrow" w:cs="Arial Narrow"/>
+          <w:sz w:val="20"/>
+          <w:szCs w:val="20"/>
+          <w:lang w:val="en-GB"/>
+        </w:rPr>
+        <w:t>}</w:t>
       </w:r>
     </w:p>
     <w:p>
@@ -433,15 +831,48 @@
           <w:rFonts w:ascii="Arial Narrow" w:eastAsia="Arial Narrow" w:hAnsi="Arial Narrow" w:cs="Arial Narrow"/>
           <w:sz w:val="20"/>
           <w:szCs w:val="20"/>
-        </w:rPr>
-      </w:pPr>
-      <w:r>
-        <w:rPr>
-          <w:rFonts w:ascii="Arial Narrow" w:eastAsia="Arial Narrow" w:hAnsi="Arial Narrow" w:cs="Arial Narrow"/>
-          <w:sz w:val="20"/>
-          <w:szCs w:val="20"/>
-        </w:rPr>
-        <w:t>{{ ref.project_description }}</w:t>
+          <w:lang w:val="en-GB"/>
+        </w:rPr>
+      </w:pPr>
+      <w:proofErr w:type="gramStart"/>
+      <w:r>
+        <w:rPr>
+          <w:rFonts w:ascii="Arial Narrow" w:eastAsia="Arial Narrow" w:hAnsi="Arial Narrow" w:cs="Arial Narrow"/>
+          <w:sz w:val="20"/>
+          <w:szCs w:val="20"/>
+          <w:lang w:val="en-GB"/>
+        </w:rPr>
+        <w:t>{{ ref</w:t>
+      </w:r>
+      <w:proofErr w:type="gramEnd"/>
+      <w:r>
+        <w:rPr>
+          <w:rFonts w:ascii="Arial Narrow" w:eastAsia="Arial Narrow" w:hAnsi="Arial Narrow" w:cs="Arial Narrow"/>
+          <w:sz w:val="20"/>
+          <w:szCs w:val="20"/>
+          <w:lang w:val="en-GB"/>
+        </w:rPr>
+        <w:t>.project_</w:t>
+      </w:r>
+      <w:proofErr w:type="gramStart"/>
+      <w:r>
+        <w:rPr>
+          <w:rFonts w:ascii="Arial Narrow" w:eastAsia="Arial Narrow" w:hAnsi="Arial Narrow" w:cs="Arial Narrow"/>
+          <w:sz w:val="20"/>
+          <w:szCs w:val="20"/>
+          <w:lang w:val="en-GB"/>
+        </w:rPr>
+        <w:t>description }</w:t>
+      </w:r>
+      <w:proofErr w:type="gramEnd"/>
+      <w:r>
+        <w:rPr>
+          <w:rFonts w:ascii="Arial Narrow" w:eastAsia="Arial Narrow" w:hAnsi="Arial Narrow" w:cs="Arial Narrow"/>
+          <w:sz w:val="20"/>
+          <w:szCs w:val="20"/>
+          <w:lang w:val="en-GB"/>
+        </w:rPr>
+        <w:t>}</w:t>
       </w:r>
     </w:p>
     <w:p>
@@ -461,7 +892,27 @@
           <w:szCs w:val="20"/>
           <w:lang w:val="en-GB"/>
         </w:rPr>
-        <w:t>{% if exp.activities %}</w:t>
+        <w:t xml:space="preserve">{% if </w:t>
+      </w:r>
+      <w:proofErr w:type="gramStart"/>
+      <w:r>
+        <w:rPr>
+          <w:rFonts w:ascii="Arial Narrow" w:eastAsia="Arial Narrow" w:hAnsi="Arial Narrow" w:cs="Arial Narrow"/>
+          <w:sz w:val="20"/>
+          <w:szCs w:val="20"/>
+          <w:lang w:val="en-GB"/>
+        </w:rPr>
+        <w:t>ref.activities</w:t>
+      </w:r>
+      <w:proofErr w:type="gramEnd"/>
+      <w:r>
+        <w:rPr>
+          <w:rFonts w:ascii="Arial Narrow" w:eastAsia="Arial Narrow" w:hAnsi="Arial Narrow" w:cs="Arial Narrow"/>
+          <w:sz w:val="20"/>
+          <w:szCs w:val="20"/>
+          <w:lang w:val="en-GB"/>
+        </w:rPr>
+        <w:t xml:space="preserve"> %}</w:t>
       </w:r>
     </w:p>
     <w:p>
@@ -481,8 +932,9 @@
           <w:sz w:val="18"/>
           <w:lang w:val="en-GB"/>
         </w:rPr>
-        <w:t>Attività Svolte:</w:t>
-      </w:r>
+        <w:t>Attività Svolte</w:t>
+      </w:r>
+      <w:proofErr w:type="gramStart"/>
       <w:r>
         <w:rPr>
           <w:b/>
@@ -490,6 +942,15 @@
           <w:sz w:val="18"/>
           <w:lang w:val="en-GB"/>
         </w:rPr>
+        <w:t xml:space="preserve">: </w:t>
+      </w:r>
+      <w:r>
+        <w:rPr>
+          <w:rFonts w:ascii="Arial Narrow" w:eastAsia="Arial Narrow" w:hAnsi="Arial Narrow" w:cs="Arial Narrow"/>
+          <w:sz w:val="20"/>
+          <w:szCs w:val="20"/>
+          <w:lang w:val="en-GB"/>
+        </w:rPr>
         <w:t xml:space="preserve"> </w:t>
       </w:r>
       <w:r>
@@ -497,9 +958,35 @@
           <w:rFonts w:ascii="Arial Narrow" w:eastAsia="Arial Narrow" w:hAnsi="Arial Narrow" w:cs="Arial Narrow"/>
           <w:sz w:val="20"/>
           <w:szCs w:val="20"/>
-          <w:lang w:val="en-GB"/>
-        </w:rPr>
-        <w:t xml:space="preserve"> {{ exp.activities }}</w:t>
+        </w:rPr>
+        <w:t>{{ ref</w:t>
+      </w:r>
+      <w:proofErr w:type="gramEnd"/>
+      <w:r>
+        <w:rPr>
+          <w:rFonts w:ascii="Arial Narrow" w:eastAsia="Arial Narrow" w:hAnsi="Arial Narrow" w:cs="Arial Narrow"/>
+          <w:sz w:val="20"/>
+          <w:szCs w:val="20"/>
+        </w:rPr>
+        <w:t>.</w:t>
+      </w:r>
+      <w:proofErr w:type="gramStart"/>
+      <w:r>
+        <w:rPr>
+          <w:rFonts w:ascii="Arial Narrow" w:eastAsia="Arial Narrow" w:hAnsi="Arial Narrow" w:cs="Arial Narrow"/>
+          <w:sz w:val="20"/>
+          <w:szCs w:val="20"/>
+        </w:rPr>
+        <w:t>activities }</w:t>
+      </w:r>
+      <w:proofErr w:type="gramEnd"/>
+      <w:r>
+        <w:rPr>
+          <w:rFonts w:ascii="Arial Narrow" w:eastAsia="Arial Narrow" w:hAnsi="Arial Narrow" w:cs="Arial Narrow"/>
+          <w:sz w:val="20"/>
+          <w:szCs w:val="20"/>
+        </w:rPr>
+        <w:t>}</w:t>
       </w:r>
     </w:p>
     <w:p>
@@ -509,15 +996,13 @@
           <w:rFonts w:ascii="Arial Narrow" w:eastAsia="Arial Narrow" w:hAnsi="Arial Narrow" w:cs="Arial Narrow"/>
           <w:sz w:val="20"/>
           <w:szCs w:val="20"/>
-          <w:lang w:val="en-GB"/>
-        </w:rPr>
-      </w:pPr>
-      <w:r>
-        <w:rPr>
-          <w:rFonts w:ascii="Arial Narrow" w:eastAsia="Arial Narrow" w:hAnsi="Arial Narrow" w:cs="Arial Narrow"/>
-          <w:sz w:val="20"/>
-          <w:szCs w:val="20"/>
-          <w:lang w:val="en-GB"/>
+        </w:rPr>
+      </w:pPr>
+      <w:r>
+        <w:rPr>
+          <w:rFonts w:ascii="Arial Narrow" w:eastAsia="Arial Narrow" w:hAnsi="Arial Narrow" w:cs="Arial Narrow"/>
+          <w:sz w:val="20"/>
+          <w:szCs w:val="20"/>
         </w:rPr>
         <w:t>{% endif %}</w:t>
       </w:r>
@@ -529,7 +1014,6 @@
           <w:rFonts w:ascii="Arial Narrow" w:eastAsia="Arial Narrow" w:hAnsi="Arial Narrow" w:cs="Arial Narrow"/>
           <w:sz w:val="20"/>
           <w:szCs w:val="20"/>
-          <w:lang w:val="en-GB"/>
         </w:rPr>
       </w:pPr>
     </w:p>
@@ -555,6 +1039,7 @@
           <w:bCs/>
           <w:sz w:val="20"/>
           <w:szCs w:val="20"/>
+          <w:lang w:val="en-GB"/>
         </w:rPr>
       </w:pPr>
     </w:p>
@@ -566,6 +1051,7 @@
           <w:bCs/>
           <w:sz w:val="24"/>
           <w:szCs w:val="24"/>
+          <w:lang w:val="en-GB"/>
         </w:rPr>
       </w:pPr>
       <w:r>
@@ -574,6 +1060,7 @@
           <w:bCs/>
           <w:sz w:val="24"/>
           <w:szCs w:val="24"/>
+          <w:lang w:val="en-GB"/>
         </w:rPr>
         <w:t xml:space="preserve">FORMAZIONE </w:t>
       </w:r>
@@ -585,13 +1072,15 @@
           <w:rFonts w:ascii="Arial Narrow" w:eastAsia="Arial Narrow" w:hAnsi="Arial Narrow" w:cs="Arial Narrow"/>
           <w:sz w:val="20"/>
           <w:szCs w:val="20"/>
-        </w:rPr>
-      </w:pPr>
-      <w:r>
-        <w:rPr>
-          <w:rFonts w:ascii="Arial Narrow" w:eastAsia="Arial Narrow" w:hAnsi="Arial Narrow" w:cs="Arial Narrow"/>
-          <w:sz w:val="20"/>
-          <w:szCs w:val="20"/>
+          <w:lang w:val="en-GB"/>
+        </w:rPr>
+      </w:pPr>
+      <w:r>
+        <w:rPr>
+          <w:rFonts w:ascii="Arial Narrow" w:eastAsia="Arial Narrow" w:hAnsi="Arial Narrow" w:cs="Arial Narrow"/>
+          <w:sz w:val="20"/>
+          <w:szCs w:val="20"/>
+          <w:lang w:val="en-GB"/>
         </w:rPr>
         <w:t xml:space="preserve"> </w:t>
       </w:r>
@@ -603,15 +1092,17 @@
           <w:rFonts w:ascii="Arial Narrow" w:eastAsia="Arial Narrow" w:hAnsi="Arial Narrow" w:cs="Arial Narrow"/>
           <w:sz w:val="20"/>
           <w:szCs w:val="20"/>
-        </w:rPr>
-      </w:pPr>
-      <w:r>
-        <w:rPr>
-          <w:rFonts w:ascii="Arial Narrow" w:eastAsia="Arial Narrow" w:hAnsi="Arial Narrow" w:cs="Arial Narrow"/>
-          <w:sz w:val="20"/>
-          <w:szCs w:val="20"/>
-        </w:rPr>
-        <w:t>{%tr for edu in educations %}</w:t>
+          <w:lang w:val="en-GB"/>
+        </w:rPr>
+      </w:pPr>
+      <w:r>
+        <w:rPr>
+          <w:rFonts w:ascii="Arial Narrow" w:eastAsia="Arial Narrow" w:hAnsi="Arial Narrow" w:cs="Arial Narrow"/>
+          <w:sz w:val="20"/>
+          <w:szCs w:val="20"/>
+          <w:lang w:val="en-GB"/>
+        </w:rPr>
+        <w:t>{%p for edu in educations %}</w:t>
       </w:r>
     </w:p>
     <w:p>
@@ -621,15 +1112,248 @@
           <w:rFonts w:ascii="Arial Narrow" w:eastAsia="Arial Narrow" w:hAnsi="Arial Narrow" w:cs="Arial Narrow"/>
           <w:sz w:val="20"/>
           <w:szCs w:val="20"/>
-        </w:rPr>
-      </w:pPr>
-      <w:r>
-        <w:rPr>
-          <w:rFonts w:ascii="Arial Narrow" w:eastAsia="Arial Narrow" w:hAnsi="Arial Narrow" w:cs="Arial Narrow"/>
-          <w:sz w:val="20"/>
-          <w:szCs w:val="20"/>
-        </w:rPr>
-        <w:t>{{ edu.graduation_year }}    {{ edu.degree_level }}  –  {{ edu.field_of_study }}    {{ edu.institution }}{% if edu.grade %}  –  {{ edu.grade }}{% endif %}</w:t>
+          <w:lang w:val="en-GB"/>
+        </w:rPr>
+      </w:pPr>
+      <w:proofErr w:type="gramStart"/>
+      <w:r>
+        <w:rPr>
+          <w:rFonts w:ascii="Arial Narrow" w:eastAsia="Arial Narrow" w:hAnsi="Arial Narrow" w:cs="Arial Narrow"/>
+          <w:sz w:val="20"/>
+          <w:szCs w:val="20"/>
+          <w:lang w:val="en-GB"/>
+        </w:rPr>
+        <w:t>{{ edu</w:t>
+      </w:r>
+      <w:proofErr w:type="gramEnd"/>
+      <w:r>
+        <w:rPr>
+          <w:rFonts w:ascii="Arial Narrow" w:eastAsia="Arial Narrow" w:hAnsi="Arial Narrow" w:cs="Arial Narrow"/>
+          <w:sz w:val="20"/>
+          <w:szCs w:val="20"/>
+          <w:lang w:val="en-GB"/>
+        </w:rPr>
+        <w:t>.graduation_</w:t>
+      </w:r>
+      <w:proofErr w:type="gramStart"/>
+      <w:r>
+        <w:rPr>
+          <w:rFonts w:ascii="Arial Narrow" w:eastAsia="Arial Narrow" w:hAnsi="Arial Narrow" w:cs="Arial Narrow"/>
+          <w:sz w:val="20"/>
+          <w:szCs w:val="20"/>
+          <w:lang w:val="en-GB"/>
+        </w:rPr>
+        <w:t>year }</w:t>
+      </w:r>
+      <w:proofErr w:type="gramEnd"/>
+      <w:r>
+        <w:rPr>
+          <w:rFonts w:ascii="Arial Narrow" w:eastAsia="Arial Narrow" w:hAnsi="Arial Narrow" w:cs="Arial Narrow"/>
+          <w:sz w:val="20"/>
+          <w:szCs w:val="20"/>
+          <w:lang w:val="en-GB"/>
+        </w:rPr>
+        <w:t xml:space="preserve">} </w:t>
+      </w:r>
+      <w:proofErr w:type="gramStart"/>
+      <w:r>
+        <w:rPr>
+          <w:rFonts w:ascii="Arial Narrow" w:eastAsia="Arial Narrow" w:hAnsi="Arial Narrow" w:cs="Arial Narrow"/>
+          <w:sz w:val="20"/>
+          <w:szCs w:val="20"/>
+          <w:lang w:val="en-GB"/>
+        </w:rPr>
+        <w:t xml:space="preserve">   {{ edu</w:t>
+      </w:r>
+      <w:proofErr w:type="gramEnd"/>
+      <w:r>
+        <w:rPr>
+          <w:rFonts w:ascii="Arial Narrow" w:eastAsia="Arial Narrow" w:hAnsi="Arial Narrow" w:cs="Arial Narrow"/>
+          <w:sz w:val="20"/>
+          <w:szCs w:val="20"/>
+          <w:lang w:val="en-GB"/>
+        </w:rPr>
+        <w:t>.degree_</w:t>
+      </w:r>
+      <w:proofErr w:type="gramStart"/>
+      <w:r>
+        <w:rPr>
+          <w:rFonts w:ascii="Arial Narrow" w:eastAsia="Arial Narrow" w:hAnsi="Arial Narrow" w:cs="Arial Narrow"/>
+          <w:sz w:val="20"/>
+          <w:szCs w:val="20"/>
+          <w:lang w:val="en-GB"/>
+        </w:rPr>
+        <w:t>level }</w:t>
+      </w:r>
+      <w:proofErr w:type="gramEnd"/>
+      <w:r>
+        <w:rPr>
+          <w:rFonts w:ascii="Arial Narrow" w:eastAsia="Arial Narrow" w:hAnsi="Arial Narrow" w:cs="Arial Narrow"/>
+          <w:sz w:val="20"/>
+          <w:szCs w:val="20"/>
+          <w:lang w:val="en-GB"/>
+        </w:rPr>
+        <w:t xml:space="preserve">}  </w:t>
+      </w:r>
+      <w:proofErr w:type="gramStart"/>
+      <w:r>
+        <w:rPr>
+          <w:rFonts w:ascii="Arial Narrow" w:eastAsia="Arial Narrow" w:hAnsi="Arial Narrow" w:cs="Arial Narrow"/>
+          <w:sz w:val="20"/>
+          <w:szCs w:val="20"/>
+          <w:lang w:val="en-GB"/>
+        </w:rPr>
+        <w:t>–  {{ edu</w:t>
+      </w:r>
+      <w:proofErr w:type="gramEnd"/>
+      <w:r>
+        <w:rPr>
+          <w:rFonts w:ascii="Arial Narrow" w:eastAsia="Arial Narrow" w:hAnsi="Arial Narrow" w:cs="Arial Narrow"/>
+          <w:sz w:val="20"/>
+          <w:szCs w:val="20"/>
+          <w:lang w:val="en-GB"/>
+        </w:rPr>
+        <w:t>.field_of_</w:t>
+      </w:r>
+      <w:proofErr w:type="gramStart"/>
+      <w:r>
+        <w:rPr>
+          <w:rFonts w:ascii="Arial Narrow" w:eastAsia="Arial Narrow" w:hAnsi="Arial Narrow" w:cs="Arial Narrow"/>
+          <w:sz w:val="20"/>
+          <w:szCs w:val="20"/>
+          <w:lang w:val="en-GB"/>
+        </w:rPr>
+        <w:t>study }</w:t>
+      </w:r>
+      <w:proofErr w:type="gramEnd"/>
+      <w:r>
+        <w:rPr>
+          <w:rFonts w:ascii="Arial Narrow" w:eastAsia="Arial Narrow" w:hAnsi="Arial Narrow" w:cs="Arial Narrow"/>
+          <w:sz w:val="20"/>
+          <w:szCs w:val="20"/>
+          <w:lang w:val="en-GB"/>
+        </w:rPr>
+        <w:t xml:space="preserve">} </w:t>
+      </w:r>
+      <w:proofErr w:type="gramStart"/>
+      <w:r>
+        <w:rPr>
+          <w:rFonts w:ascii="Arial Narrow" w:eastAsia="Arial Narrow" w:hAnsi="Arial Narrow" w:cs="Arial Narrow"/>
+          <w:sz w:val="20"/>
+          <w:szCs w:val="20"/>
+          <w:lang w:val="en-GB"/>
+        </w:rPr>
+        <w:t xml:space="preserve">   {{ edu</w:t>
+      </w:r>
+      <w:proofErr w:type="gramEnd"/>
+      <w:r>
+        <w:rPr>
+          <w:rFonts w:ascii="Arial Narrow" w:eastAsia="Arial Narrow" w:hAnsi="Arial Narrow" w:cs="Arial Narrow"/>
+          <w:sz w:val="20"/>
+          <w:szCs w:val="20"/>
+          <w:lang w:val="en-GB"/>
+        </w:rPr>
+        <w:t>.</w:t>
+      </w:r>
+      <w:proofErr w:type="gramStart"/>
+      <w:r>
+        <w:rPr>
+          <w:rFonts w:ascii="Arial Narrow" w:eastAsia="Arial Narrow" w:hAnsi="Arial Narrow" w:cs="Arial Narrow"/>
+          <w:sz w:val="20"/>
+          <w:szCs w:val="20"/>
+          <w:lang w:val="en-GB"/>
+        </w:rPr>
+        <w:t>institution }}{</w:t>
+      </w:r>
+      <w:proofErr w:type="gramEnd"/>
+      <w:r>
+        <w:rPr>
+          <w:rFonts w:ascii="Arial Narrow" w:eastAsia="Arial Narrow" w:hAnsi="Arial Narrow" w:cs="Arial Narrow"/>
+          <w:sz w:val="20"/>
+          <w:szCs w:val="20"/>
+          <w:lang w:val="en-GB"/>
+        </w:rPr>
+        <w:t xml:space="preserve">% if </w:t>
+      </w:r>
+      <w:proofErr w:type="gramStart"/>
+      <w:r>
+        <w:rPr>
+          <w:rFonts w:ascii="Arial Narrow" w:eastAsia="Arial Narrow" w:hAnsi="Arial Narrow" w:cs="Arial Narrow"/>
+          <w:sz w:val="20"/>
+          <w:szCs w:val="20"/>
+          <w:lang w:val="en-GB"/>
+        </w:rPr>
+        <w:t>edu.grade</w:t>
+      </w:r>
+      <w:proofErr w:type="gramEnd"/>
+      <w:r>
+        <w:rPr>
+          <w:rFonts w:ascii="Arial Narrow" w:eastAsia="Arial Narrow" w:hAnsi="Arial Narrow" w:cs="Arial Narrow"/>
+          <w:sz w:val="20"/>
+          <w:szCs w:val="20"/>
+          <w:lang w:val="en-GB"/>
+        </w:rPr>
+        <w:t xml:space="preserve"> </w:t>
+      </w:r>
+      <w:proofErr w:type="gramStart"/>
+      <w:r>
+        <w:rPr>
+          <w:rFonts w:ascii="Arial Narrow" w:eastAsia="Arial Narrow" w:hAnsi="Arial Narrow" w:cs="Arial Narrow"/>
+          <w:sz w:val="20"/>
+          <w:szCs w:val="20"/>
+          <w:lang w:val="en-GB"/>
+        </w:rPr>
+        <w:t>%}  –</w:t>
+      </w:r>
+      <w:proofErr w:type="gramEnd"/>
+      <w:r>
+        <w:rPr>
+          <w:rFonts w:ascii="Arial Narrow" w:eastAsia="Arial Narrow" w:hAnsi="Arial Narrow" w:cs="Arial Narrow"/>
+          <w:sz w:val="20"/>
+          <w:szCs w:val="20"/>
+          <w:lang w:val="en-GB"/>
+        </w:rPr>
+        <w:t xml:space="preserve">  </w:t>
+      </w:r>
+      <w:proofErr w:type="gramStart"/>
+      <w:r>
+        <w:rPr>
+          <w:rFonts w:ascii="Arial Narrow" w:eastAsia="Arial Narrow" w:hAnsi="Arial Narrow" w:cs="Arial Narrow"/>
+          <w:sz w:val="20"/>
+          <w:szCs w:val="20"/>
+          <w:lang w:val="en-GB"/>
+        </w:rPr>
+        <w:t>{{ edu</w:t>
+      </w:r>
+      <w:proofErr w:type="gramEnd"/>
+      <w:r>
+        <w:rPr>
+          <w:rFonts w:ascii="Arial Narrow" w:eastAsia="Arial Narrow" w:hAnsi="Arial Narrow" w:cs="Arial Narrow"/>
+          <w:sz w:val="20"/>
+          <w:szCs w:val="20"/>
+          <w:lang w:val="en-GB"/>
+        </w:rPr>
+        <w:t>.</w:t>
+      </w:r>
+      <w:proofErr w:type="gramStart"/>
+      <w:r>
+        <w:rPr>
+          <w:rFonts w:ascii="Arial Narrow" w:eastAsia="Arial Narrow" w:hAnsi="Arial Narrow" w:cs="Arial Narrow"/>
+          <w:sz w:val="20"/>
+          <w:szCs w:val="20"/>
+          <w:lang w:val="en-GB"/>
+        </w:rPr>
+        <w:t>grade }}{</w:t>
+      </w:r>
+      <w:proofErr w:type="gramEnd"/>
+      <w:r>
+        <w:rPr>
+          <w:rFonts w:ascii="Arial Narrow" w:eastAsia="Arial Narrow" w:hAnsi="Arial Narrow" w:cs="Arial Narrow"/>
+          <w:sz w:val="20"/>
+          <w:szCs w:val="20"/>
+          <w:lang w:val="en-GB"/>
+        </w:rPr>
+        <w:t>% endif %}</w:t>
       </w:r>
     </w:p>
     <w:p>
@@ -639,6 +1363,7 @@
           <w:rFonts w:ascii="Arial Narrow" w:eastAsia="Arial Narrow" w:hAnsi="Arial Narrow" w:cs="Arial Narrow"/>
           <w:sz w:val="20"/>
           <w:szCs w:val="20"/>
+          <w:lang w:val="en-GB"/>
         </w:rPr>
       </w:pPr>
     </w:p>
@@ -649,15 +1374,17 @@
           <w:rFonts w:ascii="Arial Narrow" w:eastAsia="Arial Narrow" w:hAnsi="Arial Narrow" w:cs="Arial Narrow"/>
           <w:sz w:val="20"/>
           <w:szCs w:val="20"/>
-        </w:rPr>
-      </w:pPr>
-      <w:r>
-        <w:rPr>
-          <w:rFonts w:ascii="Arial Narrow" w:eastAsia="Arial Narrow" w:hAnsi="Arial Narrow" w:cs="Arial Narrow"/>
-          <w:sz w:val="20"/>
-          <w:szCs w:val="20"/>
-        </w:rPr>
-        <w:t>{%tr endfor %}</w:t>
+          <w:lang w:val="en-GB"/>
+        </w:rPr>
+      </w:pPr>
+      <w:r>
+        <w:rPr>
+          <w:rFonts w:ascii="Arial Narrow" w:eastAsia="Arial Narrow" w:hAnsi="Arial Narrow" w:cs="Arial Narrow"/>
+          <w:sz w:val="20"/>
+          <w:szCs w:val="20"/>
+          <w:lang w:val="en-GB"/>
+        </w:rPr>
+        <w:t>{%p endfor %}</w:t>
       </w:r>
     </w:p>
     <w:p>
@@ -667,6 +1394,7 @@
           <w:rFonts w:ascii="Arial Narrow" w:eastAsia="Arial Narrow" w:hAnsi="Arial Narrow" w:cs="Arial Narrow"/>
           <w:sz w:val="20"/>
           <w:szCs w:val="20"/>
+          <w:lang w:val="en-GB"/>
         </w:rPr>
       </w:pPr>
     </w:p>
@@ -677,13 +1405,15 @@
           <w:rFonts w:ascii="Arial Narrow" w:eastAsia="Arial Narrow" w:hAnsi="Arial Narrow" w:cs="Arial Narrow"/>
           <w:sz w:val="20"/>
           <w:szCs w:val="20"/>
-        </w:rPr>
-      </w:pPr>
-      <w:r>
-        <w:rPr>
-          <w:rFonts w:ascii="Arial Narrow" w:eastAsia="Arial Narrow" w:hAnsi="Arial Narrow" w:cs="Arial Narrow"/>
-          <w:sz w:val="20"/>
-          <w:szCs w:val="20"/>
+          <w:lang w:val="en-GB"/>
+        </w:rPr>
+      </w:pPr>
+      <w:r>
+        <w:rPr>
+          <w:rFonts w:ascii="Arial Narrow" w:eastAsia="Arial Narrow" w:hAnsi="Arial Narrow" w:cs="Arial Narrow"/>
+          <w:sz w:val="20"/>
+          <w:szCs w:val="20"/>
+          <w:lang w:val="en-GB"/>
         </w:rPr>
         <w:t>CERTIFICAZIONI:</w:t>
       </w:r>
@@ -705,7 +1435,7 @@
           <w:szCs w:val="20"/>
           <w:lang w:val="en-GB"/>
         </w:rPr>
-        <w:t>{%tr for cert in certifications %}</w:t>
+        <w:t>{%p for cert in certifications %}</w:t>
       </w:r>
     </w:p>
     <w:p>
@@ -723,14 +1453,285 @@
           <w:lang w:val="en-GB"/>
         </w:rPr>
       </w:pPr>
-      <w:r>
-        <w:rPr>
-          <w:rFonts w:ascii="Arial Narrow" w:eastAsia="Arial Narrow" w:hAnsi="Arial Narrow" w:cs="Arial Narrow"/>
-          <w:sz w:val="20"/>
-          <w:szCs w:val="20"/>
-          <w:lang w:val="en-GB"/>
-        </w:rPr>
-        <w:t>{{ cert.year }}    {{ cert.name }}{% if cert.cert_code %}  [{{ cert.cert_code }}]{% endif %}    {{ cert.issuing_org }}{% if cert.expiry_date %}  (scade: {{ cert.expiry_date }}){% endif %}</w:t>
+      <w:proofErr w:type="gramStart"/>
+      <w:r>
+        <w:rPr>
+          <w:rFonts w:ascii="Arial Narrow" w:eastAsia="Arial Narrow" w:hAnsi="Arial Narrow" w:cs="Arial Narrow"/>
+          <w:sz w:val="20"/>
+          <w:szCs w:val="20"/>
+          <w:lang w:val="en-GB"/>
+        </w:rPr>
+        <w:t>{{ cert</w:t>
+      </w:r>
+      <w:proofErr w:type="gramEnd"/>
+      <w:r>
+        <w:rPr>
+          <w:rFonts w:ascii="Arial Narrow" w:eastAsia="Arial Narrow" w:hAnsi="Arial Narrow" w:cs="Arial Narrow"/>
+          <w:sz w:val="20"/>
+          <w:szCs w:val="20"/>
+          <w:lang w:val="en-GB"/>
+        </w:rPr>
+        <w:t>.</w:t>
+      </w:r>
+      <w:proofErr w:type="gramStart"/>
+      <w:r>
+        <w:rPr>
+          <w:rFonts w:ascii="Arial Narrow" w:eastAsia="Arial Narrow" w:hAnsi="Arial Narrow" w:cs="Arial Narrow"/>
+          <w:sz w:val="20"/>
+          <w:szCs w:val="20"/>
+          <w:lang w:val="en-GB"/>
+        </w:rPr>
+        <w:t>year }</w:t>
+      </w:r>
+      <w:proofErr w:type="gramEnd"/>
+      <w:r>
+        <w:rPr>
+          <w:rFonts w:ascii="Arial Narrow" w:eastAsia="Arial Narrow" w:hAnsi="Arial Narrow" w:cs="Arial Narrow"/>
+          <w:sz w:val="20"/>
+          <w:szCs w:val="20"/>
+          <w:lang w:val="en-GB"/>
+        </w:rPr>
+        <w:t xml:space="preserve">} </w:t>
+      </w:r>
+      <w:proofErr w:type="gramStart"/>
+      <w:r>
+        <w:rPr>
+          <w:rFonts w:ascii="Arial Narrow" w:eastAsia="Arial Narrow" w:hAnsi="Arial Narrow" w:cs="Arial Narrow"/>
+          <w:sz w:val="20"/>
+          <w:szCs w:val="20"/>
+          <w:lang w:val="en-GB"/>
+        </w:rPr>
+        <w:t xml:space="preserve">   {{ cert.name</w:t>
+      </w:r>
+      <w:proofErr w:type="gramEnd"/>
+      <w:r>
+        <w:rPr>
+          <w:rFonts w:ascii="Arial Narrow" w:eastAsia="Arial Narrow" w:hAnsi="Arial Narrow" w:cs="Arial Narrow"/>
+          <w:sz w:val="20"/>
+          <w:szCs w:val="20"/>
+          <w:lang w:val="en-GB"/>
+        </w:rPr>
+        <w:t xml:space="preserve"> </w:t>
+      </w:r>
+      <w:proofErr w:type="gramStart"/>
+      <w:r>
+        <w:rPr>
+          <w:rFonts w:ascii="Arial Narrow" w:eastAsia="Arial Narrow" w:hAnsi="Arial Narrow" w:cs="Arial Narrow"/>
+          <w:sz w:val="20"/>
+          <w:szCs w:val="20"/>
+          <w:lang w:val="en-GB"/>
+        </w:rPr>
+        <w:t>}}{</w:t>
+      </w:r>
+      <w:proofErr w:type="gramEnd"/>
+      <w:r>
+        <w:rPr>
+          <w:rFonts w:ascii="Arial Narrow" w:eastAsia="Arial Narrow" w:hAnsi="Arial Narrow" w:cs="Arial Narrow"/>
+          <w:sz w:val="20"/>
+          <w:szCs w:val="20"/>
+          <w:lang w:val="en-GB"/>
+        </w:rPr>
+        <w:t xml:space="preserve">% if </w:t>
+      </w:r>
+      <w:proofErr w:type="gramStart"/>
+      <w:r>
+        <w:rPr>
+          <w:rFonts w:ascii="Arial Narrow" w:eastAsia="Arial Narrow" w:hAnsi="Arial Narrow" w:cs="Arial Narrow"/>
+          <w:sz w:val="20"/>
+          <w:szCs w:val="20"/>
+          <w:lang w:val="en-GB"/>
+        </w:rPr>
+        <w:t>cert.cert</w:t>
+      </w:r>
+      <w:proofErr w:type="gramEnd"/>
+      <w:r>
+        <w:rPr>
+          <w:rFonts w:ascii="Arial Narrow" w:eastAsia="Arial Narrow" w:hAnsi="Arial Narrow" w:cs="Arial Narrow"/>
+          <w:sz w:val="20"/>
+          <w:szCs w:val="20"/>
+          <w:lang w:val="en-GB"/>
+        </w:rPr>
+        <w:t xml:space="preserve">_code </w:t>
+      </w:r>
+      <w:proofErr w:type="gramStart"/>
+      <w:r>
+        <w:rPr>
+          <w:rFonts w:ascii="Arial Narrow" w:eastAsia="Arial Narrow" w:hAnsi="Arial Narrow" w:cs="Arial Narrow"/>
+          <w:sz w:val="20"/>
+          <w:szCs w:val="20"/>
+          <w:lang w:val="en-GB"/>
+        </w:rPr>
+        <w:t>%}  [{{ cert</w:t>
+      </w:r>
+      <w:proofErr w:type="gramEnd"/>
+      <w:r>
+        <w:rPr>
+          <w:rFonts w:ascii="Arial Narrow" w:eastAsia="Arial Narrow" w:hAnsi="Arial Narrow" w:cs="Arial Narrow"/>
+          <w:sz w:val="20"/>
+          <w:szCs w:val="20"/>
+          <w:lang w:val="en-GB"/>
+        </w:rPr>
+        <w:t>.cert_</w:t>
+      </w:r>
+      <w:proofErr w:type="gramStart"/>
+      <w:r>
+        <w:rPr>
+          <w:rFonts w:ascii="Arial Narrow" w:eastAsia="Arial Narrow" w:hAnsi="Arial Narrow" w:cs="Arial Narrow"/>
+          <w:sz w:val="20"/>
+          <w:szCs w:val="20"/>
+          <w:lang w:val="en-GB"/>
+        </w:rPr>
+        <w:t>code }}]{</w:t>
+      </w:r>
+      <w:proofErr w:type="gramEnd"/>
+      <w:r>
+        <w:rPr>
+          <w:rFonts w:ascii="Arial Narrow" w:eastAsia="Arial Narrow" w:hAnsi="Arial Narrow" w:cs="Arial Narrow"/>
+          <w:sz w:val="20"/>
+          <w:szCs w:val="20"/>
+          <w:lang w:val="en-GB"/>
+        </w:rPr>
+        <w:t xml:space="preserve">% endif </w:t>
+      </w:r>
+      <w:proofErr w:type="gramStart"/>
+      <w:r>
+        <w:rPr>
+          <w:rFonts w:ascii="Arial Narrow" w:eastAsia="Arial Narrow" w:hAnsi="Arial Narrow" w:cs="Arial Narrow"/>
+          <w:sz w:val="20"/>
+          <w:szCs w:val="20"/>
+          <w:lang w:val="en-GB"/>
+        </w:rPr>
+        <w:t xml:space="preserve">%}   </w:t>
+      </w:r>
+      <w:proofErr w:type="gramEnd"/>
+      <w:r>
+        <w:rPr>
+          <w:rFonts w:ascii="Arial Narrow" w:eastAsia="Arial Narrow" w:hAnsi="Arial Narrow" w:cs="Arial Narrow"/>
+          <w:sz w:val="20"/>
+          <w:szCs w:val="20"/>
+          <w:lang w:val="en-GB"/>
+        </w:rPr>
+        <w:t xml:space="preserve"> </w:t>
+      </w:r>
+      <w:proofErr w:type="gramStart"/>
+      <w:r>
+        <w:rPr>
+          <w:rFonts w:ascii="Arial Narrow" w:eastAsia="Arial Narrow" w:hAnsi="Arial Narrow" w:cs="Arial Narrow"/>
+          <w:sz w:val="20"/>
+          <w:szCs w:val="20"/>
+          <w:lang w:val="en-GB"/>
+        </w:rPr>
+        <w:t>{{ cert</w:t>
+      </w:r>
+      <w:proofErr w:type="gramEnd"/>
+      <w:r>
+        <w:rPr>
+          <w:rFonts w:ascii="Arial Narrow" w:eastAsia="Arial Narrow" w:hAnsi="Arial Narrow" w:cs="Arial Narrow"/>
+          <w:sz w:val="20"/>
+          <w:szCs w:val="20"/>
+          <w:lang w:val="en-GB"/>
+        </w:rPr>
+        <w:t>.issuing_</w:t>
+      </w:r>
+      <w:proofErr w:type="gramStart"/>
+      <w:r>
+        <w:rPr>
+          <w:rFonts w:ascii="Arial Narrow" w:eastAsia="Arial Narrow" w:hAnsi="Arial Narrow" w:cs="Arial Narrow"/>
+          <w:sz w:val="20"/>
+          <w:szCs w:val="20"/>
+          <w:lang w:val="en-GB"/>
+        </w:rPr>
+        <w:t>org }}{</w:t>
+      </w:r>
+      <w:proofErr w:type="gramEnd"/>
+      <w:r>
+        <w:rPr>
+          <w:rFonts w:ascii="Arial Narrow" w:eastAsia="Arial Narrow" w:hAnsi="Arial Narrow" w:cs="Arial Narrow"/>
+          <w:sz w:val="20"/>
+          <w:szCs w:val="20"/>
+          <w:lang w:val="en-GB"/>
+        </w:rPr>
+        <w:t xml:space="preserve">% if </w:t>
+      </w:r>
+      <w:proofErr w:type="gramStart"/>
+      <w:r>
+        <w:rPr>
+          <w:rFonts w:ascii="Arial Narrow" w:eastAsia="Arial Narrow" w:hAnsi="Arial Narrow" w:cs="Arial Narrow"/>
+          <w:sz w:val="20"/>
+          <w:szCs w:val="20"/>
+          <w:lang w:val="en-GB"/>
+        </w:rPr>
+        <w:t>cert.expiry</w:t>
+      </w:r>
+      <w:proofErr w:type="gramEnd"/>
+      <w:r>
+        <w:rPr>
+          <w:rFonts w:ascii="Arial Narrow" w:eastAsia="Arial Narrow" w:hAnsi="Arial Narrow" w:cs="Arial Narrow"/>
+          <w:sz w:val="20"/>
+          <w:szCs w:val="20"/>
+          <w:lang w:val="en-GB"/>
+        </w:rPr>
+        <w:t xml:space="preserve">_date </w:t>
+      </w:r>
+      <w:proofErr w:type="gramStart"/>
+      <w:r>
+        <w:rPr>
+          <w:rFonts w:ascii="Arial Narrow" w:eastAsia="Arial Narrow" w:hAnsi="Arial Narrow" w:cs="Arial Narrow"/>
+          <w:sz w:val="20"/>
+          <w:szCs w:val="20"/>
+          <w:lang w:val="en-GB"/>
+        </w:rPr>
+        <w:t>%}  (</w:t>
+      </w:r>
+      <w:proofErr w:type="gramEnd"/>
+      <w:r>
+        <w:rPr>
+          <w:rFonts w:ascii="Arial Narrow" w:eastAsia="Arial Narrow" w:hAnsi="Arial Narrow" w:cs="Arial Narrow"/>
+          <w:sz w:val="20"/>
+          <w:szCs w:val="20"/>
+          <w:lang w:val="en-GB"/>
+        </w:rPr>
+        <w:t xml:space="preserve">scade: </w:t>
+      </w:r>
+      <w:proofErr w:type="gramStart"/>
+      <w:r>
+        <w:rPr>
+          <w:rFonts w:ascii="Arial Narrow" w:eastAsia="Arial Narrow" w:hAnsi="Arial Narrow" w:cs="Arial Narrow"/>
+          <w:sz w:val="20"/>
+          <w:szCs w:val="20"/>
+          <w:lang w:val="en-GB"/>
+        </w:rPr>
+        <w:t>{{ cert</w:t>
+      </w:r>
+      <w:proofErr w:type="gramEnd"/>
+      <w:r>
+        <w:rPr>
+          <w:rFonts w:ascii="Arial Narrow" w:eastAsia="Arial Narrow" w:hAnsi="Arial Narrow" w:cs="Arial Narrow"/>
+          <w:sz w:val="20"/>
+          <w:szCs w:val="20"/>
+          <w:lang w:val="en-GB"/>
+        </w:rPr>
+        <w:t>.expiry_</w:t>
+      </w:r>
+      <w:proofErr w:type="gramStart"/>
+      <w:r>
+        <w:rPr>
+          <w:rFonts w:ascii="Arial Narrow" w:eastAsia="Arial Narrow" w:hAnsi="Arial Narrow" w:cs="Arial Narrow"/>
+          <w:sz w:val="20"/>
+          <w:szCs w:val="20"/>
+          <w:lang w:val="en-GB"/>
+        </w:rPr>
+        <w:t>date }}){</w:t>
+      </w:r>
+      <w:proofErr w:type="gramEnd"/>
+      <w:r>
+        <w:rPr>
+          <w:rFonts w:ascii="Arial Narrow" w:eastAsia="Arial Narrow" w:hAnsi="Arial Narrow" w:cs="Arial Narrow"/>
+          <w:sz w:val="20"/>
+          <w:szCs w:val="20"/>
+          <w:lang w:val="en-GB"/>
+        </w:rPr>
+        <w:t>% endif %}</w:t>
       </w:r>
     </w:p>
     <w:p>
@@ -740,15 +1741,17 @@
           <w:rFonts w:ascii="Arial Narrow" w:eastAsia="Arial Narrow" w:hAnsi="Arial Narrow" w:cs="Arial Narrow"/>
           <w:sz w:val="20"/>
           <w:szCs w:val="20"/>
-        </w:rPr>
-      </w:pPr>
-      <w:r>
-        <w:rPr>
-          <w:rFonts w:ascii="Arial Narrow" w:eastAsia="Arial Narrow" w:hAnsi="Arial Narrow" w:cs="Arial Narrow"/>
-          <w:sz w:val="20"/>
-          <w:szCs w:val="20"/>
-        </w:rPr>
-        <w:t>{%tr endfor %}</w:t>
+          <w:lang w:val="en-GB"/>
+        </w:rPr>
+      </w:pPr>
+      <w:r>
+        <w:rPr>
+          <w:rFonts w:ascii="Arial Narrow" w:eastAsia="Arial Narrow" w:hAnsi="Arial Narrow" w:cs="Arial Narrow"/>
+          <w:sz w:val="20"/>
+          <w:szCs w:val="20"/>
+          <w:lang w:val="en-GB"/>
+        </w:rPr>
+        <w:t>{%p endfor %}</w:t>
       </w:r>
     </w:p>
     <w:p>
@@ -759,6 +1762,7 @@
           <w:bCs/>
           <w:sz w:val="24"/>
           <w:szCs w:val="24"/>
+          <w:lang w:val="en-GB"/>
         </w:rPr>
       </w:pPr>
       <w:r>
@@ -767,6 +1771,7 @@
           <w:bCs/>
           <w:sz w:val="24"/>
           <w:szCs w:val="24"/>
+          <w:lang w:val="en-GB"/>
         </w:rPr>
         <w:t xml:space="preserve">COMPETENZE </w:t>
       </w:r>
@@ -808,7 +1813,7 @@
           <w:szCs w:val="20"/>
           <w:lang w:val="en-GB" w:eastAsia="it-IT"/>
         </w:rPr>
-        <w:t>{%tr for sk in skills_hard %}</w:t>
+        <w:t>{%p for sk in skills_hard %}</w:t>
       </w:r>
     </w:p>
     <w:p>
@@ -826,6 +1831,7 @@
           <w:lang w:val="en-GB" w:eastAsia="it-IT"/>
         </w:rPr>
       </w:pPr>
+      <w:proofErr w:type="gramStart"/>
       <w:r>
         <w:rPr>
           <w:rFonts w:ascii="Arial Narrow" w:eastAsiaTheme="minorEastAsia" w:hAnsi="Arial Narrow"/>
@@ -833,7 +1839,77 @@
           <w:szCs w:val="20"/>
           <w:lang w:val="en-GB" w:eastAsia="it-IT"/>
         </w:rPr>
-        <w:t>{{ sk.skill_name }}    {{ sk.rating_stars }}</w:t>
+        <w:t>{{ sk</w:t>
+      </w:r>
+      <w:proofErr w:type="gramEnd"/>
+      <w:r>
+        <w:rPr>
+          <w:rFonts w:ascii="Arial Narrow" w:eastAsiaTheme="minorEastAsia" w:hAnsi="Arial Narrow"/>
+          <w:sz w:val="20"/>
+          <w:szCs w:val="20"/>
+          <w:lang w:val="en-GB" w:eastAsia="it-IT"/>
+        </w:rPr>
+        <w:t>.skill_</w:t>
+      </w:r>
+      <w:proofErr w:type="gramStart"/>
+      <w:r>
+        <w:rPr>
+          <w:rFonts w:ascii="Arial Narrow" w:eastAsiaTheme="minorEastAsia" w:hAnsi="Arial Narrow"/>
+          <w:sz w:val="20"/>
+          <w:szCs w:val="20"/>
+          <w:lang w:val="en-GB" w:eastAsia="it-IT"/>
+        </w:rPr>
+        <w:t>name }</w:t>
+      </w:r>
+      <w:proofErr w:type="gramEnd"/>
+      <w:r>
+        <w:rPr>
+          <w:rFonts w:ascii="Arial Narrow" w:eastAsiaTheme="minorEastAsia" w:hAnsi="Arial Narrow"/>
+          <w:sz w:val="20"/>
+          <w:szCs w:val="20"/>
+          <w:lang w:val="en-GB" w:eastAsia="it-IT"/>
+        </w:rPr>
+        <w:t xml:space="preserve">} </w:t>
+      </w:r>
+      <w:proofErr w:type="gramStart"/>
+      <w:r>
+        <w:rPr>
+          <w:rFonts w:ascii="Arial Narrow" w:eastAsiaTheme="minorEastAsia" w:hAnsi="Arial Narrow"/>
+          <w:sz w:val="20"/>
+          <w:szCs w:val="20"/>
+          <w:lang w:val="en-GB" w:eastAsia="it-IT"/>
+        </w:rPr>
+        <w:t xml:space="preserve">   {{ sk</w:t>
+      </w:r>
+      <w:proofErr w:type="gramEnd"/>
+      <w:r>
+        <w:rPr>
+          <w:rFonts w:ascii="Arial Narrow" w:eastAsiaTheme="minorEastAsia" w:hAnsi="Arial Narrow"/>
+          <w:sz w:val="20"/>
+          <w:szCs w:val="20"/>
+          <w:lang w:val="en-GB" w:eastAsia="it-IT"/>
+        </w:rPr>
+        <w:t>.rating_</w:t>
+      </w:r>
+      <w:proofErr w:type="gramStart"/>
+      <w:r>
+        <w:rPr>
+          <w:rFonts w:ascii="Arial Narrow" w:eastAsiaTheme="minorEastAsia" w:hAnsi="Arial Narrow"/>
+          <w:sz w:val="20"/>
+          <w:szCs w:val="20"/>
+          <w:lang w:val="en-GB" w:eastAsia="it-IT"/>
+        </w:rPr>
+        <w:t>stars }</w:t>
+      </w:r>
+      <w:proofErr w:type="gramEnd"/>
+      <w:r>
+        <w:rPr>
+          <w:rFonts w:ascii="Arial Narrow" w:eastAsiaTheme="minorEastAsia" w:hAnsi="Arial Narrow"/>
+          <w:sz w:val="20"/>
+          <w:szCs w:val="20"/>
+          <w:lang w:val="en-GB" w:eastAsia="it-IT"/>
+        </w:rPr>
+        <w:t>}</w:t>
       </w:r>
     </w:p>
     <w:p>
@@ -853,7 +1929,7 @@
           <w:szCs w:val="20"/>
           <w:lang w:val="en-GB" w:eastAsia="it-IT"/>
         </w:rPr>
-        <w:t>{%tr endfor %}</w:t>
+        <w:t>{%p endfor %}</w:t>
       </w:r>
     </w:p>
     <w:p>
@@ -874,36 +1950,27 @@
           <w:lang w:val="en-GB" w:eastAsia="it-IT"/>
         </w:rPr>
         <w:lastRenderedPageBreak/>
-        <w:t xml:space="preserve">SOFT </w:t>
-      </w:r>
-      <w:r>
+        <w:t>SOFT SKILL</w:t>
+      </w:r>
+    </w:p>
+    <w:p>
+      <w:pPr>
+        <w:spacing w:after="80" w:line="240" w:lineRule="auto"/>
         <w:rPr>
           <w:rFonts w:ascii="Arial Narrow" w:eastAsiaTheme="minorEastAsia" w:hAnsi="Arial Narrow"/>
           <w:sz w:val="20"/>
           <w:szCs w:val="20"/>
           <w:lang w:val="en-GB" w:eastAsia="it-IT"/>
         </w:rPr>
-        <w:t>SKILL</w:t>
-      </w:r>
-    </w:p>
-    <w:p>
-      <w:pPr>
-        <w:spacing w:after="80" w:line="240" w:lineRule="auto"/>
+      </w:pPr>
+      <w:r>
         <w:rPr>
           <w:rFonts w:ascii="Arial Narrow" w:eastAsiaTheme="minorEastAsia" w:hAnsi="Arial Narrow"/>
           <w:sz w:val="20"/>
           <w:szCs w:val="20"/>
           <w:lang w:val="en-GB" w:eastAsia="it-IT"/>
         </w:rPr>
-      </w:pPr>
-      <w:r>
-        <w:rPr>
-          <w:rFonts w:ascii="Arial Narrow" w:eastAsiaTheme="minorEastAsia" w:hAnsi="Arial Narrow"/>
-          <w:sz w:val="20"/>
-          <w:szCs w:val="20"/>
-          <w:lang w:val="en-GB" w:eastAsia="it-IT"/>
-        </w:rPr>
-        <w:t>{%tr for sk in skills_soft %}</w:t>
+        <w:t>{%p for sk in skills_soft %}</w:t>
       </w:r>
     </w:p>
     <w:p>
@@ -921,6 +1988,7 @@
           <w:lang w:val="en-GB" w:eastAsia="it-IT"/>
         </w:rPr>
       </w:pPr>
+      <w:proofErr w:type="gramStart"/>
       <w:r>
         <w:rPr>
           <w:rFonts w:ascii="Arial Narrow" w:eastAsiaTheme="minorEastAsia" w:hAnsi="Arial Narrow"/>
@@ -928,7 +1996,77 @@
           <w:szCs w:val="20"/>
           <w:lang w:val="en-GB" w:eastAsia="it-IT"/>
         </w:rPr>
-        <w:t>{{ sk.skill_name }}    {{ sk.rating_stars }}</w:t>
+        <w:t>{{ sk</w:t>
+      </w:r>
+      <w:proofErr w:type="gramEnd"/>
+      <w:r>
+        <w:rPr>
+          <w:rFonts w:ascii="Arial Narrow" w:eastAsiaTheme="minorEastAsia" w:hAnsi="Arial Narrow"/>
+          <w:sz w:val="20"/>
+          <w:szCs w:val="20"/>
+          <w:lang w:val="en-GB" w:eastAsia="it-IT"/>
+        </w:rPr>
+        <w:t>.skill_</w:t>
+      </w:r>
+      <w:proofErr w:type="gramStart"/>
+      <w:r>
+        <w:rPr>
+          <w:rFonts w:ascii="Arial Narrow" w:eastAsiaTheme="minorEastAsia" w:hAnsi="Arial Narrow"/>
+          <w:sz w:val="20"/>
+          <w:szCs w:val="20"/>
+          <w:lang w:val="en-GB" w:eastAsia="it-IT"/>
+        </w:rPr>
+        <w:t>name }</w:t>
+      </w:r>
+      <w:proofErr w:type="gramEnd"/>
+      <w:r>
+        <w:rPr>
+          <w:rFonts w:ascii="Arial Narrow" w:eastAsiaTheme="minorEastAsia" w:hAnsi="Arial Narrow"/>
+          <w:sz w:val="20"/>
+          <w:szCs w:val="20"/>
+          <w:lang w:val="en-GB" w:eastAsia="it-IT"/>
+        </w:rPr>
+        <w:t xml:space="preserve">} </w:t>
+      </w:r>
+      <w:proofErr w:type="gramStart"/>
+      <w:r>
+        <w:rPr>
+          <w:rFonts w:ascii="Arial Narrow" w:eastAsiaTheme="minorEastAsia" w:hAnsi="Arial Narrow"/>
+          <w:sz w:val="20"/>
+          <w:szCs w:val="20"/>
+          <w:lang w:val="en-GB" w:eastAsia="it-IT"/>
+        </w:rPr>
+        <w:t xml:space="preserve">   {{ sk</w:t>
+      </w:r>
+      <w:proofErr w:type="gramEnd"/>
+      <w:r>
+        <w:rPr>
+          <w:rFonts w:ascii="Arial Narrow" w:eastAsiaTheme="minorEastAsia" w:hAnsi="Arial Narrow"/>
+          <w:sz w:val="20"/>
+          <w:szCs w:val="20"/>
+          <w:lang w:val="en-GB" w:eastAsia="it-IT"/>
+        </w:rPr>
+        <w:t>.rating_</w:t>
+      </w:r>
+      <w:proofErr w:type="gramStart"/>
+      <w:r>
+        <w:rPr>
+          <w:rFonts w:ascii="Arial Narrow" w:eastAsiaTheme="minorEastAsia" w:hAnsi="Arial Narrow"/>
+          <w:sz w:val="20"/>
+          <w:szCs w:val="20"/>
+          <w:lang w:val="en-GB" w:eastAsia="it-IT"/>
+        </w:rPr>
+        <w:t>stars }</w:t>
+      </w:r>
+      <w:proofErr w:type="gramEnd"/>
+      <w:r>
+        <w:rPr>
+          <w:rFonts w:ascii="Arial Narrow" w:eastAsiaTheme="minorEastAsia" w:hAnsi="Arial Narrow"/>
+          <w:sz w:val="20"/>
+          <w:szCs w:val="20"/>
+          <w:lang w:val="en-GB" w:eastAsia="it-IT"/>
+        </w:rPr>
+        <w:t>}</w:t>
       </w:r>
     </w:p>
     <w:p>
@@ -948,7 +2086,7 @@
           <w:szCs w:val="20"/>
           <w:lang w:val="en-GB" w:eastAsia="it-IT"/>
         </w:rPr>
-        <w:t>{%tr endfor %}</w:t>
+        <w:t>{%p endfor %}</w:t>
       </w:r>
     </w:p>
     <w:p>
@@ -1001,7 +2139,7 @@
           <w:szCs w:val="20"/>
           <w:lang w:val="en-GB"/>
         </w:rPr>
-        <w:t>{%tr for lang in languages %}</w:t>
+        <w:t>{%p for lang in languages %}</w:t>
       </w:r>
     </w:p>
     <w:p>
@@ -1019,14 +2157,85 @@
           <w:lang w:val="en-GB"/>
         </w:rPr>
       </w:pPr>
-      <w:r>
-        <w:rPr>
-          <w:rFonts w:ascii="Arial Narrow" w:eastAsia="Arial Narrow" w:hAnsi="Arial Narrow" w:cs="Arial Narrow"/>
-          <w:sz w:val="20"/>
-          <w:szCs w:val="20"/>
-          <w:lang w:val="en-GB"/>
-        </w:rPr>
-        <w:t>{{ lang.language_name }}    {{ lang.level }}</w:t>
+      <w:proofErr w:type="gramStart"/>
+      <w:r>
+        <w:rPr>
+          <w:rFonts w:ascii="Arial Narrow" w:eastAsia="Arial Narrow" w:hAnsi="Arial Narrow" w:cs="Arial Narrow"/>
+          <w:sz w:val="20"/>
+          <w:szCs w:val="20"/>
+          <w:lang w:val="en-GB"/>
+        </w:rPr>
+        <w:t>{{ lang</w:t>
+      </w:r>
+      <w:proofErr w:type="gramEnd"/>
+      <w:r>
+        <w:rPr>
+          <w:rFonts w:ascii="Arial Narrow" w:eastAsia="Arial Narrow" w:hAnsi="Arial Narrow" w:cs="Arial Narrow"/>
+          <w:sz w:val="20"/>
+          <w:szCs w:val="20"/>
+          <w:lang w:val="en-GB"/>
+        </w:rPr>
+        <w:t>.language_</w:t>
+      </w:r>
+      <w:proofErr w:type="gramStart"/>
+      <w:r>
+        <w:rPr>
+          <w:rFonts w:ascii="Arial Narrow" w:eastAsia="Arial Narrow" w:hAnsi="Arial Narrow" w:cs="Arial Narrow"/>
+          <w:sz w:val="20"/>
+          <w:szCs w:val="20"/>
+          <w:lang w:val="en-GB"/>
+        </w:rPr>
+        <w:t>name }</w:t>
+      </w:r>
+      <w:proofErr w:type="gramEnd"/>
+      <w:r>
+        <w:rPr>
+          <w:rFonts w:ascii="Arial Narrow" w:eastAsia="Arial Narrow" w:hAnsi="Arial Narrow" w:cs="Arial Narrow"/>
+          <w:sz w:val="20"/>
+          <w:szCs w:val="20"/>
+          <w:lang w:val="en-GB"/>
+        </w:rPr>
+        <w:t xml:space="preserve">} </w:t>
+      </w:r>
+      <w:proofErr w:type="gramStart"/>
+      <w:r>
+        <w:rPr>
+          <w:rFonts w:ascii="Arial Narrow" w:eastAsia="Arial Narrow" w:hAnsi="Arial Narrow" w:cs="Arial Narrow"/>
+          <w:sz w:val="20"/>
+          <w:szCs w:val="20"/>
+          <w:lang w:val="en-GB"/>
+        </w:rPr>
+        <w:t xml:space="preserve">   {{ lang</w:t>
+      </w:r>
+      <w:proofErr w:type="gramEnd"/>
+      <w:r>
+        <w:rPr>
+          <w:rFonts w:ascii="Arial Narrow" w:eastAsia="Arial Narrow" w:hAnsi="Arial Narrow" w:cs="Arial Narrow"/>
+          <w:sz w:val="20"/>
+          <w:szCs w:val="20"/>
+          <w:lang w:val="en-GB"/>
+        </w:rPr>
+        <w:t>.</w:t>
+      </w:r>
+      <w:proofErr w:type="gramStart"/>
+      <w:r>
+        <w:rPr>
+          <w:rFonts w:ascii="Arial Narrow" w:eastAsia="Arial Narrow" w:hAnsi="Arial Narrow" w:cs="Arial Narrow"/>
+          <w:sz w:val="20"/>
+          <w:szCs w:val="20"/>
+          <w:lang w:val="en-GB"/>
+        </w:rPr>
+        <w:t>level }</w:t>
+      </w:r>
+      <w:proofErr w:type="gramEnd"/>
+      <w:r>
+        <w:rPr>
+          <w:rFonts w:ascii="Arial Narrow" w:eastAsia="Arial Narrow" w:hAnsi="Arial Narrow" w:cs="Arial Narrow"/>
+          <w:sz w:val="20"/>
+          <w:szCs w:val="20"/>
+          <w:lang w:val="en-GB"/>
+        </w:rPr>
+        <w:t>}</w:t>
       </w:r>
     </w:p>
     <w:p>
@@ -1044,7 +2253,7 @@
           <w:sz w:val="20"/>
           <w:szCs w:val="20"/>
         </w:rPr>
-        <w:t>{%tr endfor %}</w:t>
+        <w:t>{%p endfor %}</w:t>
       </w:r>
     </w:p>
     <w:p>
